--- a/evals/ReadMe.md.docx
+++ b/evals/ReadMe.md.docx
@@ -13,6 +13,51 @@
         <w:rPr>
           <w:b/>
           <w:bCs/>
+        </w:rPr>
+        <w:t>To run eval suite:</w:t>
+      </w:r>
+      <w:r>
+        <w:rPr>
+          <w:b/>
+          <w:bCs/>
+        </w:rPr>
+        <w:br/>
+      </w:r>
+    </w:p>
+    <w:p>
+      <w:pPr>
+        <w:rPr>
+          <w:b/>
+          <w:bCs/>
+        </w:rPr>
+      </w:pPr>
+      <w:r>
+        <w:rPr>
+          <w:b/>
+          <w:bCs/>
+        </w:rPr>
+        <w:t>python evals/eval_main.py</w:t>
+      </w:r>
+      <w:r>
+        <w:rPr>
+          <w:b/>
+          <w:bCs/>
+        </w:rPr>
+        <w:br/>
+      </w:r>
+    </w:p>
+    <w:p>
+      <w:pPr>
+        <w:rPr>
+          <w:b/>
+          <w:bCs/>
+        </w:rPr>
+      </w:pPr>
+      <w:r>
+        <w:rPr>
+          <w:b/>
+          <w:bCs/>
+          <w:noProof/>
         </w:rPr>
         <w:drawing>
           <wp:inline distT="0" distB="0" distL="0" distR="0" wp14:anchorId="3AED08A6" wp14:editId="32719110">
@@ -53,6 +98,403 @@
     </w:p>
     <w:p>
       <w:pPr>
+        <w:rPr>
+          <w:b/>
+          <w:bCs/>
+        </w:rPr>
+      </w:pPr>
+    </w:p>
+    <w:p>
+      <w:pPr>
+        <w:rPr>
+          <w:b/>
+          <w:bCs/>
+        </w:rPr>
+      </w:pPr>
+      <w:r>
+        <w:rPr>
+          <w:b/>
+          <w:bCs/>
+        </w:rPr>
+        <w:t>What's done vs. what's left (for your handover)</w:t>
+      </w:r>
+    </w:p>
+    <w:p>
+      <w:pPr>
+        <w:rPr>
+          <w:b/>
+          <w:bCs/>
+        </w:rPr>
+      </w:pPr>
+      <w:r>
+        <w:rPr>
+          <w:rFonts w:ascii="Segoe UI Emoji" w:hAnsi="Segoe UI Emoji" w:cs="Segoe UI Emoji"/>
+          <w:b/>
+          <w:bCs/>
+        </w:rPr>
+        <w:t>✅</w:t>
+      </w:r>
+      <w:r>
+        <w:rPr>
+          <w:b/>
+          <w:bCs/>
+        </w:rPr>
+        <w:t xml:space="preserve"> Done</w:t>
+      </w:r>
+    </w:p>
+    <w:p>
+      <w:pPr>
+        <w:numPr>
+          <w:ilvl w:val="0"/>
+          <w:numId w:val="5"/>
+        </w:numPr>
+        <w:rPr>
+          <w:b/>
+          <w:bCs/>
+        </w:rPr>
+      </w:pPr>
+      <w:r>
+        <w:rPr>
+          <w:b/>
+          <w:bCs/>
+        </w:rPr>
+        <w:t>Layer 1 — retrieval eval: 12 cases, 9 passing (3 need keyword calibration)</w:t>
+      </w:r>
+    </w:p>
+    <w:p>
+      <w:pPr>
+        <w:numPr>
+          <w:ilvl w:val="0"/>
+          <w:numId w:val="5"/>
+        </w:numPr>
+        <w:rPr>
+          <w:b/>
+          <w:bCs/>
+        </w:rPr>
+      </w:pPr>
+      <w:r>
+        <w:rPr>
+          <w:b/>
+          <w:bCs/>
+        </w:rPr>
+        <w:t>RAGAS-style metrics: faithfulness / recall / precision / relevance via Groq judge (no RAGAS lib — it conflicts with your LangChain)</w:t>
+      </w:r>
+    </w:p>
+    <w:p>
+      <w:pPr>
+        <w:numPr>
+          <w:ilvl w:val="0"/>
+          <w:numId w:val="5"/>
+        </w:numPr>
+        <w:rPr>
+          <w:b/>
+          <w:bCs/>
+        </w:rPr>
+      </w:pPr>
+      <w:r>
+        <w:rPr>
+          <w:b/>
+          <w:bCs/>
+        </w:rPr>
+        <w:t>Layer 2 — LLM-judge: 4 criteria (consistency, hitl_accuracy, scoring_accuracy, classa_safety)</w:t>
+      </w:r>
+    </w:p>
+    <w:p>
+      <w:pPr>
+        <w:numPr>
+          <w:ilvl w:val="0"/>
+          <w:numId w:val="5"/>
+        </w:numPr>
+        <w:rPr>
+          <w:b/>
+          <w:bCs/>
+        </w:rPr>
+      </w:pPr>
+      <w:r>
+        <w:rPr>
+          <w:b/>
+          <w:bCs/>
+        </w:rPr>
+        <w:t>Composite score: weighted 40/30/20/10 + gate</w:t>
+      </w:r>
+    </w:p>
+    <w:p>
+      <w:pPr>
+        <w:numPr>
+          <w:ilvl w:val="0"/>
+          <w:numId w:val="5"/>
+        </w:numPr>
+        <w:rPr>
+          <w:b/>
+          <w:bCs/>
+        </w:rPr>
+      </w:pPr>
+      <w:r>
+        <w:rPr>
+          <w:b/>
+          <w:bCs/>
+        </w:rPr>
+        <w:t>Layer 3 — CI: GitHub Action running on pre-built ChromaDB index</w:t>
+      </w:r>
+    </w:p>
+    <w:p>
+      <w:pPr>
+        <w:numPr>
+          <w:ilvl w:val="0"/>
+          <w:numId w:val="5"/>
+        </w:numPr>
+        <w:rPr>
+          <w:b/>
+          <w:bCs/>
+        </w:rPr>
+      </w:pPr>
+      <w:r>
+        <w:rPr>
+          <w:b/>
+          <w:bCs/>
+        </w:rPr>
+        <w:lastRenderedPageBreak/>
+        <w:t>One-command runner: eval_main.py</w:t>
+      </w:r>
+    </w:p>
+    <w:p>
+      <w:pPr>
+        <w:numPr>
+          <w:ilvl w:val="0"/>
+          <w:numId w:val="5"/>
+        </w:numPr>
+        <w:rPr>
+          <w:b/>
+          <w:bCs/>
+        </w:rPr>
+      </w:pPr>
+      <w:r>
+        <w:rPr>
+          <w:b/>
+          <w:bCs/>
+        </w:rPr>
+        <w:t>Docs: README + FINDINGS</w:t>
+      </w:r>
+    </w:p>
+    <w:p>
+      <w:pPr>
+        <w:numPr>
+          <w:ilvl w:val="0"/>
+          <w:numId w:val="5"/>
+        </w:numPr>
+        <w:rPr>
+          <w:b/>
+          <w:bCs/>
+        </w:rPr>
+      </w:pPr>
+      <w:r>
+        <w:rPr>
+          <w:b/>
+          <w:bCs/>
+        </w:rPr>
+        <w:t>Real bugs found: briefing-vs-decision mismatch (consistency 1.8/5), confirmed by hand</w:t>
+      </w:r>
+    </w:p>
+    <w:p>
+      <w:pPr>
+        <w:rPr>
+          <w:b/>
+          <w:bCs/>
+        </w:rPr>
+      </w:pPr>
+      <w:r>
+        <w:rPr>
+          <w:rFonts w:ascii="Segoe UI Emoji" w:hAnsi="Segoe UI Emoji" w:cs="Segoe UI Emoji"/>
+          <w:b/>
+          <w:bCs/>
+        </w:rPr>
+        <w:t>⬜</w:t>
+      </w:r>
+      <w:r>
+        <w:rPr>
+          <w:b/>
+          <w:bCs/>
+        </w:rPr>
+        <w:t xml:space="preserve"> Left (be honest about these in the handover)</w:t>
+      </w:r>
+    </w:p>
+    <w:p>
+      <w:pPr>
+        <w:numPr>
+          <w:ilvl w:val="0"/>
+          <w:numId w:val="6"/>
+        </w:numPr>
+        <w:rPr>
+          <w:b/>
+          <w:bCs/>
+        </w:rPr>
+      </w:pPr>
+      <w:r>
+        <w:rPr>
+          <w:b/>
+          <w:bCs/>
+        </w:rPr>
+        <w:t>Calibrate 3 retrieval cases — A2-OPTION-RULES, A2-CLASSA-NO-OPTIONB, A3-ROUTING-RULES. Wording guesses; fix via peek.py. After this, retrieval → 100% and composite clears 0.75.</w:t>
+      </w:r>
+    </w:p>
+    <w:p>
+      <w:pPr>
+        <w:numPr>
+          <w:ilvl w:val="0"/>
+          <w:numId w:val="6"/>
+        </w:numPr>
+        <w:rPr>
+          <w:b/>
+          <w:bCs/>
+        </w:rPr>
+      </w:pPr>
+      <w:r>
+        <w:rPr>
+          <w:b/>
+          <w:bCs/>
+        </w:rPr>
+        <w:t>Tune the classa_safety judge criterion — it reads the (buggy) briefing text, so it false-alarms. Should key off the scored decision instead. (This is the thing you said "leave it" — it's a known, documented follow-up, not a mystery.)</w:t>
+      </w:r>
+    </w:p>
+    <w:p>
+      <w:pPr>
+        <w:numPr>
+          <w:ilvl w:val="0"/>
+          <w:numId w:val="6"/>
+        </w:numPr>
+        <w:rPr>
+          <w:b/>
+          <w:bCs/>
+        </w:rPr>
+      </w:pPr>
+      <w:r>
+        <w:rPr>
+          <w:b/>
+          <w:bCs/>
+        </w:rPr>
+        <w:t xml:space="preserve">The real pipeline bugs the eval found are Ankit's to fix — the Agent 4 briefing mismatch. Not eval work; eval's job was to </w:t>
+      </w:r>
+      <w:r>
+        <w:rPr>
+          <w:b/>
+          <w:bCs/>
+          <w:i/>
+          <w:iCs/>
+        </w:rPr>
+        <w:t>find</w:t>
+      </w:r>
+      <w:r>
+        <w:rPr>
+          <w:b/>
+          <w:bCs/>
+        </w:rPr>
+        <w:t xml:space="preserve"> it, which it did.</w:t>
+      </w:r>
+    </w:p>
+    <w:p>
+      <w:pPr>
+        <w:numPr>
+          <w:ilvl w:val="0"/>
+          <w:numId w:val="6"/>
+        </w:numPr>
+        <w:rPr>
+          <w:b/>
+          <w:bCs/>
+        </w:rPr>
+      </w:pPr>
+      <w:r>
+        <w:rPr>
+          <w:b/>
+          <w:bCs/>
+        </w:rPr>
+        <w:t>Online eval not built — offline gate is done; grading live traffic + drift alerting is the future piece (the gap you'd name in an interview).</w:t>
+      </w:r>
+    </w:p>
+    <w:p>
+      <w:pPr>
+        <w:numPr>
+          <w:ilvl w:val="0"/>
+          <w:numId w:val="6"/>
+        </w:numPr>
+        <w:rPr>
+          <w:b/>
+          <w:bCs/>
+        </w:rPr>
+      </w:pPr>
+      <w:r>
+        <w:rPr>
+          <w:b/>
+          <w:bCs/>
+        </w:rPr>
+        <w:t>CI: only Layer 1 runs — RAGAS/judge need a GROQ_API_KEY secret in GitHub to run in CI (commented-out in the workflow, ready to enable).</w:t>
+      </w:r>
+    </w:p>
+    <w:p>
+      <w:pPr>
+        <w:rPr>
+          <w:b/>
+          <w:bCs/>
+        </w:rPr>
+      </w:pPr>
+      <w:r>
+        <w:rPr>
+          <w:b/>
+          <w:bCs/>
+        </w:rPr>
+        <w:pict w14:anchorId="4688429E">
+          <v:rect id="_x0000_i1035" style="width:0;height:1.5pt" o:hralign="center" o:hrstd="t" o:hr="t" fillcolor="#a0a0a0" stroked="f"/>
+        </w:pict>
+      </w:r>
+    </w:p>
+    <w:p>
+      <w:pPr>
+        <w:rPr>
+          <w:b/>
+          <w:bCs/>
+        </w:rPr>
+      </w:pPr>
+      <w:r>
+        <w:rPr>
+          <w:b/>
+          <w:bCs/>
+        </w:rPr>
+        <w:t>So: the eval suite is built and working. What remains is calibration and follow-ups, not missing functionality. That's a legitimate "handover-ready" state — you finished the build, it runs end-to-end, and it already earned its keep by finding real bugs.</w:t>
+      </w:r>
+    </w:p>
+    <w:p>
+      <w:pPr>
+        <w:rPr>
+          <w:b/>
+          <w:bCs/>
+        </w:rPr>
+      </w:pPr>
+      <w:r>
+        <w:rPr>
+          <w:b/>
+          <w:bCs/>
+        </w:rPr>
+        <w:t xml:space="preserve">For the handover message, I'd be straight with Ankit: </w:t>
+      </w:r>
+      <w:r>
+        <w:rPr>
+          <w:b/>
+          <w:bCs/>
+          <w:i/>
+          <w:iCs/>
+        </w:rPr>
+        <w:t>"Eval suite done and running end-to-end (one command: python evals/eval_main.py). Found two real issues, documented in FINDINGS.md. Three retrieval cases need keyword calibration and one judge criterion needs tuning — both noted as follow-ups. Online/drift eval is the next phase."</w:t>
+      </w:r>
+    </w:p>
+    <w:p>
+      <w:pPr>
+        <w:rPr>
+          <w:b/>
+          <w:bCs/>
+        </w:rPr>
+      </w:pPr>
+    </w:p>
+    <w:p>
+      <w:pPr>
         <w:pBdr>
           <w:bottom w:val="double" w:sz="6" w:space="1" w:color="auto"/>
         </w:pBdr>
@@ -82,6 +524,7 @@
           <w:b/>
           <w:bCs/>
         </w:rPr>
+        <w:lastRenderedPageBreak/>
         <w:t>I have pasted all codes. but few things make pe understadn in plain english like andrew ng. Layer 1 i inderstood the test case thing as i run that earlier this morning. what is this ragas dataset and what values it is adding to eval step. we ran layer 2 in morning right, but what extra things you added</w:t>
       </w:r>
     </w:p>
@@ -161,14 +604,13 @@
     </w:p>
     <w:p>
       <w:r>
-        <w:lastRenderedPageBreak/>
         <w:t>That "shallow" part is the gap. Layer 1 can't tell you if the agent actually gave a good answer. That's where the next two pieces come in.</w:t>
       </w:r>
     </w:p>
     <w:p>
       <w:r>
         <w:pict w14:anchorId="76BC5127">
-          <v:rect id="_x0000_i1043" style="width:0;height:0" o:hralign="center" o:hrstd="t" o:hr="t" fillcolor="#a0a0a0" stroked="f"/>
+          <v:rect id="_x0000_i1025" style="width:0;height:0" o:hralign="center" o:hrstd="t" o:hr="t" fillcolor="#a0a0a0" stroked="f"/>
         </w:pict>
       </w:r>
     </w:p>
@@ -584,6 +1026,7 @@
     </w:p>
     <w:p>
       <w:r>
+        <w:lastRenderedPageBreak/>
         <w:t xml:space="preserve">    "question": "What is the auto-approve limit for CP003?",</w:t>
       </w:r>
     </w:p>
@@ -699,7 +1142,6 @@
           <w:b/>
           <w:bCs/>
         </w:rPr>
-        <w:lastRenderedPageBreak/>
         <w:t>context_recall</w:t>
       </w:r>
       <w:r>
@@ -792,7 +1234,7 @@
     <w:p>
       <w:r>
         <w:pict w14:anchorId="31823723">
-          <v:rect id="_x0000_i1044" style="width:0;height:0" o:hralign="center" o:hrstd="t" o:hr="t" fillcolor="#a0a0a0" stroked="f"/>
+          <v:rect id="_x0000_i1026" style="width:0;height:0" o:hralign="center" o:hrstd="t" o:hr="t" fillcolor="#a0a0a0" stroked="f"/>
         </w:pict>
       </w:r>
     </w:p>
@@ -874,6 +1316,7 @@
     </w:p>
     <w:p>
       <w:r>
+        <w:lastRenderedPageBreak/>
         <w:t>4. classa_safety      ← NEW: was Option B correctly never used for Class A?</w:t>
       </w:r>
     </w:p>
@@ -940,7 +1383,7 @@
     <w:p>
       <w:r>
         <w:pict w14:anchorId="6B89F7D4">
-          <v:rect id="_x0000_i1045" style="width:0;height:0" o:hralign="center" o:hrstd="t" o:hr="t" fillcolor="#a0a0a0" stroked="f"/>
+          <v:rect id="_x0000_i1027" style="width:0;height:0" o:hralign="center" o:hrstd="t" o:hr="t" fillcolor="#a0a0a0" stroked="f"/>
         </w:pict>
       </w:r>
     </w:p>
@@ -971,7 +1414,6 @@
     </w:p>
     <w:p>
       <w:r>
-        <w:lastRenderedPageBreak/>
         <w:t>Layer 2  : is the DECISION good across 4 rules? (4 judge criteria, Groq)</w:t>
       </w:r>
     </w:p>
@@ -1065,6 +1507,7 @@
     </w:p>
     <w:p>
       <w:r>
+        <w:lastRenderedPageBreak/>
         <w:t>Same judge model (llama-3.3-70b), two different jobs. That's normal and good — one strong judge, reused.</w:t>
       </w:r>
     </w:p>
@@ -1184,7 +1627,6 @@
                 <w:b/>
                 <w:bCs/>
               </w:rPr>
-              <w:lastRenderedPageBreak/>
               <w:t>Pipeline stage</w:t>
             </w:r>
           </w:p>
@@ -1725,6 +2167,7 @@
           <w:b/>
           <w:bCs/>
         </w:rPr>
+        <w:lastRenderedPageBreak/>
         <w:t>1. The two-layer insight.</w:t>
       </w:r>
       <w:r>
@@ -1804,7 +2247,6 @@
           <w:b/>
           <w:bCs/>
         </w:rPr>
-        <w:lastRenderedPageBreak/>
         <w:t>3. The RAGAS honesty.</w:t>
       </w:r>
       <w:r>
@@ -1880,6 +2322,7 @@
     </w:p>
     <w:p>
       <w:r>
+        <w:lastRenderedPageBreak/>
         <w:t>Sure — here's how RAGAS computes those 4 metrics under the hood, in plain terms. The core trick for all of them: </w:t>
       </w:r>
       <w:r>
@@ -1999,7 +2442,6 @@
         </w:numPr>
       </w:pPr>
       <w:r>
-        <w:lastRenderedPageBreak/>
         <w:t>Faithfulness = 1/2 = </w:t>
       </w:r>
       <w:r>
@@ -2113,6 +2555,7 @@
           <w:b/>
           <w:bCs/>
         </w:rPr>
+        <w:lastRenderedPageBreak/>
         <w:t>Key:</w:t>
       </w:r>
       <w:r>
@@ -2201,7 +2644,7 @@
     <w:p>
       <w:r>
         <w:pict w14:anchorId="60CAF9F6">
-          <v:rect id="_x0000_i1055" style="width:0;height:0" o:hralign="center" o:hrstd="t" o:hr="t" fillcolor="#a0a0a0" stroked="f"/>
+          <v:rect id="_x0000_i1028" style="width:0;height:0" o:hralign="center" o:hrstd="t" o:hr="t" fillcolor="#a0a0a0" stroked="f"/>
         </w:pict>
       </w:r>
     </w:p>
@@ -2232,7 +2675,6 @@
     </w:p>
     <w:p>
       <w:r>
-        <w:lastRenderedPageBreak/>
         <w:t>context_precision : context chunks      → checked for relevance to question</w:t>
       </w:r>
     </w:p>
@@ -2309,6 +2751,7 @@
     </w:p>
     <w:p>
       <w:r>
+        <w:lastRenderedPageBreak/>
         <w:t>Yes — you'd still need ragas_dataset.py (or its equivalent). RAGAS doesn't invent test data; </w:t>
       </w:r>
       <w:r>
@@ -2419,7 +2862,6 @@
     </w:p>
     <w:p>
       <w:r>
-        <w:lastRenderedPageBreak/>
         <w:t>YOU provide (the dataset):</w:t>
       </w:r>
     </w:p>
@@ -2496,6 +2938,7 @@
           <w:b/>
           <w:bCs/>
         </w:rPr>
+        <w:lastRenderedPageBreak/>
         <w:t>RAGAS way</w:t>
       </w:r>
       <w:r>
@@ -2573,7 +3016,6 @@
     </w:p>
     <w:p>
       <w:r>
-        <w:lastRenderedPageBreak/>
         <w:t>So: ragas_dataset.py isn't a workaround you built because RAGAS failed — it's the test data </w:t>
       </w:r>
       <w:r>
@@ -2610,6 +3052,119 @@
 <file path=word/numbering.xml><?xml version="1.0" encoding="utf-8"?>
 <w:numbering xmlns:wpc="http://schemas.microsoft.com/office/word/2010/wordprocessingCanvas" xmlns:cx="http://schemas.microsoft.com/office/drawing/2014/chartex" xmlns:cx1="http://schemas.microsoft.com/office/drawing/2015/9/8/chartex" xmlns:cx2="http://schemas.microsoft.com/office/drawing/2015/10/21/chartex" xmlns:cx3="http://schemas.microsoft.com/office/drawing/2016/5/9/chartex" xmlns:cx4="http://schemas.microsoft.com/office/drawing/2016/5/10/chartex" xmlns:cx5="http://schemas.microsoft.com/office/drawing/2016/5/11/chartex" xmlns:cx6="http://schemas.microsoft.com/office/drawing/2016/5/12/chartex" xmlns:cx7="http://schemas.microsoft.com/office/drawing/2016/5/13/chartex" xmlns:cx8="http://schemas.microsoft.com/office/drawing/2016/5/14/chartex" xmlns:mc="http://schemas.openxmlformats.org/markup-compatibility/2006" xmlns:aink="http://schemas.microsoft.com/office/drawing/2016/ink" xmlns:am3d="http://schemas.microsoft.com/office/drawing/2017/model3d" xmlns:o="urn:schemas-microsoft-com:office:office" xmlns:oel="http://schemas.microsoft.com/office/2019/extlst" xmlns:r="http://schemas.openxmlformats.org/officeDocument/2006/relationships" xmlns:m="http://schemas.openxmlformats.org/officeDocument/2006/math" xmlns:v="urn:schemas-microsoft-com:vml" xmlns:wp14="http://schemas.microsoft.com/office/word/2010/wordprocessingDrawing" xmlns:wp="http://schemas.openxmlformats.org/drawingml/2006/wordprocessingDrawing" xmlns:w10="urn:schemas-microsoft-com:office:word" xmlns:w="http://schemas.openxmlformats.org/wordprocessingml/2006/main" xmlns:w14="http://schemas.microsoft.com/office/word/2010/wordml" xmlns:w15="http://schemas.microsoft.com/office/word/2012/wordml" xmlns:w16cex="http://schemas.microsoft.com/office/word/2018/wordml/cex" xmlns:w16cid="http://schemas.microsoft.com/office/word/2016/wordml/cid" xmlns:w16="http://schemas.microsoft.com/office/word/2018/wordml" xmlns:w16du="http://schemas.microsoft.com/office/word/2023/wordml/word16du" xmlns:w16sdtdh="http://schemas.microsoft.com/office/word/2020/wordml/sdtdatahash" xmlns:w16sdtfl="http://schemas.microsoft.com/office/word/2024/wordml/sdtformatlock" xmlns:w16se="http://schemas.microsoft.com/office/word/2015/wordml/symex" xmlns:wpg="http://schemas.microsoft.com/office/word/2010/wordprocessingGroup" xmlns:wpi="http://schemas.microsoft.com/office/word/2010/wordprocessingInk" xmlns:wne="http://schemas.microsoft.com/office/word/2006/wordml" xmlns:wps="http://schemas.microsoft.com/office/word/2010/wordprocessingShape" mc:Ignorable="w14 w15 w16se w16cid w16 w16cex w16sdtdh w16sdtfl w16du wp14">
   <w:abstractNum w:abstractNumId="0" w15:restartNumberingAfterBreak="0">
+    <w:nsid w:val="144713ED"/>
+    <w:multiLevelType w:val="multilevel"/>
+    <w:tmpl w:val="1DA0E9C8"/>
+    <w:lvl w:ilvl="0">
+      <w:start w:val="1"/>
+      <w:numFmt w:val="decimal"/>
+      <w:lvlText w:val="%1."/>
+      <w:lvlJc w:val="left"/>
+      <w:pPr>
+        <w:tabs>
+          <w:tab w:val="num" w:pos="720"/>
+        </w:tabs>
+        <w:ind w:left="720" w:hanging="360"/>
+      </w:pPr>
+    </w:lvl>
+    <w:lvl w:ilvl="1" w:tentative="1">
+      <w:start w:val="1"/>
+      <w:numFmt w:val="decimal"/>
+      <w:lvlText w:val="%2."/>
+      <w:lvlJc w:val="left"/>
+      <w:pPr>
+        <w:tabs>
+          <w:tab w:val="num" w:pos="1440"/>
+        </w:tabs>
+        <w:ind w:left="1440" w:hanging="360"/>
+      </w:pPr>
+    </w:lvl>
+    <w:lvl w:ilvl="2" w:tentative="1">
+      <w:start w:val="1"/>
+      <w:numFmt w:val="decimal"/>
+      <w:lvlText w:val="%3."/>
+      <w:lvlJc w:val="left"/>
+      <w:pPr>
+        <w:tabs>
+          <w:tab w:val="num" w:pos="2160"/>
+        </w:tabs>
+        <w:ind w:left="2160" w:hanging="360"/>
+      </w:pPr>
+    </w:lvl>
+    <w:lvl w:ilvl="3" w:tentative="1">
+      <w:start w:val="1"/>
+      <w:numFmt w:val="decimal"/>
+      <w:lvlText w:val="%4."/>
+      <w:lvlJc w:val="left"/>
+      <w:pPr>
+        <w:tabs>
+          <w:tab w:val="num" w:pos="2880"/>
+        </w:tabs>
+        <w:ind w:left="2880" w:hanging="360"/>
+      </w:pPr>
+    </w:lvl>
+    <w:lvl w:ilvl="4" w:tentative="1">
+      <w:start w:val="1"/>
+      <w:numFmt w:val="decimal"/>
+      <w:lvlText w:val="%5."/>
+      <w:lvlJc w:val="left"/>
+      <w:pPr>
+        <w:tabs>
+          <w:tab w:val="num" w:pos="3600"/>
+        </w:tabs>
+        <w:ind w:left="3600" w:hanging="360"/>
+      </w:pPr>
+    </w:lvl>
+    <w:lvl w:ilvl="5" w:tentative="1">
+      <w:start w:val="1"/>
+      <w:numFmt w:val="decimal"/>
+      <w:lvlText w:val="%6."/>
+      <w:lvlJc w:val="left"/>
+      <w:pPr>
+        <w:tabs>
+          <w:tab w:val="num" w:pos="4320"/>
+        </w:tabs>
+        <w:ind w:left="4320" w:hanging="360"/>
+      </w:pPr>
+    </w:lvl>
+    <w:lvl w:ilvl="6" w:tentative="1">
+      <w:start w:val="1"/>
+      <w:numFmt w:val="decimal"/>
+      <w:lvlText w:val="%7."/>
+      <w:lvlJc w:val="left"/>
+      <w:pPr>
+        <w:tabs>
+          <w:tab w:val="num" w:pos="5040"/>
+        </w:tabs>
+        <w:ind w:left="5040" w:hanging="360"/>
+      </w:pPr>
+    </w:lvl>
+    <w:lvl w:ilvl="7" w:tentative="1">
+      <w:start w:val="1"/>
+      <w:numFmt w:val="decimal"/>
+      <w:lvlText w:val="%8."/>
+      <w:lvlJc w:val="left"/>
+      <w:pPr>
+        <w:tabs>
+          <w:tab w:val="num" w:pos="5760"/>
+        </w:tabs>
+        <w:ind w:left="5760" w:hanging="360"/>
+      </w:pPr>
+    </w:lvl>
+    <w:lvl w:ilvl="8" w:tentative="1">
+      <w:start w:val="1"/>
+      <w:numFmt w:val="decimal"/>
+      <w:lvlText w:val="%9."/>
+      <w:lvlJc w:val="left"/>
+      <w:pPr>
+        <w:tabs>
+          <w:tab w:val="num" w:pos="6480"/>
+        </w:tabs>
+        <w:ind w:left="6480" w:hanging="360"/>
+      </w:pPr>
+    </w:lvl>
+  </w:abstractNum>
+  <w:abstractNum w:abstractNumId="1" w15:restartNumberingAfterBreak="0">
     <w:nsid w:val="3009117D"/>
     <w:multiLevelType w:val="multilevel"/>
     <w:tmpl w:val="477A812C"/>
@@ -2758,7 +3313,156 @@
       </w:rPr>
     </w:lvl>
   </w:abstractNum>
-  <w:abstractNum w:abstractNumId="1" w15:restartNumberingAfterBreak="0">
+  <w:abstractNum w:abstractNumId="2" w15:restartNumberingAfterBreak="0">
+    <w:nsid w:val="32B16F4C"/>
+    <w:multiLevelType w:val="multilevel"/>
+    <w:tmpl w:val="F07A22E4"/>
+    <w:lvl w:ilvl="0">
+      <w:start w:val="1"/>
+      <w:numFmt w:val="bullet"/>
+      <w:lvlText w:val=""/>
+      <w:lvlJc w:val="left"/>
+      <w:pPr>
+        <w:tabs>
+          <w:tab w:val="num" w:pos="720"/>
+        </w:tabs>
+        <w:ind w:left="720" w:hanging="360"/>
+      </w:pPr>
+      <w:rPr>
+        <w:rFonts w:ascii="Symbol" w:hAnsi="Symbol" w:hint="default"/>
+        <w:sz w:val="20"/>
+      </w:rPr>
+    </w:lvl>
+    <w:lvl w:ilvl="1" w:tentative="1">
+      <w:start w:val="1"/>
+      <w:numFmt w:val="bullet"/>
+      <w:lvlText w:val="o"/>
+      <w:lvlJc w:val="left"/>
+      <w:pPr>
+        <w:tabs>
+          <w:tab w:val="num" w:pos="1440"/>
+        </w:tabs>
+        <w:ind w:left="1440" w:hanging="360"/>
+      </w:pPr>
+      <w:rPr>
+        <w:rFonts w:ascii="Courier New" w:hAnsi="Courier New" w:hint="default"/>
+        <w:sz w:val="20"/>
+      </w:rPr>
+    </w:lvl>
+    <w:lvl w:ilvl="2" w:tentative="1">
+      <w:start w:val="1"/>
+      <w:numFmt w:val="bullet"/>
+      <w:lvlText w:val=""/>
+      <w:lvlJc w:val="left"/>
+      <w:pPr>
+        <w:tabs>
+          <w:tab w:val="num" w:pos="2160"/>
+        </w:tabs>
+        <w:ind w:left="2160" w:hanging="360"/>
+      </w:pPr>
+      <w:rPr>
+        <w:rFonts w:ascii="Wingdings" w:hAnsi="Wingdings" w:hint="default"/>
+        <w:sz w:val="20"/>
+      </w:rPr>
+    </w:lvl>
+    <w:lvl w:ilvl="3" w:tentative="1">
+      <w:start w:val="1"/>
+      <w:numFmt w:val="bullet"/>
+      <w:lvlText w:val=""/>
+      <w:lvlJc w:val="left"/>
+      <w:pPr>
+        <w:tabs>
+          <w:tab w:val="num" w:pos="2880"/>
+        </w:tabs>
+        <w:ind w:left="2880" w:hanging="360"/>
+      </w:pPr>
+      <w:rPr>
+        <w:rFonts w:ascii="Wingdings" w:hAnsi="Wingdings" w:hint="default"/>
+        <w:sz w:val="20"/>
+      </w:rPr>
+    </w:lvl>
+    <w:lvl w:ilvl="4" w:tentative="1">
+      <w:start w:val="1"/>
+      <w:numFmt w:val="bullet"/>
+      <w:lvlText w:val=""/>
+      <w:lvlJc w:val="left"/>
+      <w:pPr>
+        <w:tabs>
+          <w:tab w:val="num" w:pos="3600"/>
+        </w:tabs>
+        <w:ind w:left="3600" w:hanging="360"/>
+      </w:pPr>
+      <w:rPr>
+        <w:rFonts w:ascii="Wingdings" w:hAnsi="Wingdings" w:hint="default"/>
+        <w:sz w:val="20"/>
+      </w:rPr>
+    </w:lvl>
+    <w:lvl w:ilvl="5" w:tentative="1">
+      <w:start w:val="1"/>
+      <w:numFmt w:val="bullet"/>
+      <w:lvlText w:val=""/>
+      <w:lvlJc w:val="left"/>
+      <w:pPr>
+        <w:tabs>
+          <w:tab w:val="num" w:pos="4320"/>
+        </w:tabs>
+        <w:ind w:left="4320" w:hanging="360"/>
+      </w:pPr>
+      <w:rPr>
+        <w:rFonts w:ascii="Wingdings" w:hAnsi="Wingdings" w:hint="default"/>
+        <w:sz w:val="20"/>
+      </w:rPr>
+    </w:lvl>
+    <w:lvl w:ilvl="6" w:tentative="1">
+      <w:start w:val="1"/>
+      <w:numFmt w:val="bullet"/>
+      <w:lvlText w:val=""/>
+      <w:lvlJc w:val="left"/>
+      <w:pPr>
+        <w:tabs>
+          <w:tab w:val="num" w:pos="5040"/>
+        </w:tabs>
+        <w:ind w:left="5040" w:hanging="360"/>
+      </w:pPr>
+      <w:rPr>
+        <w:rFonts w:ascii="Wingdings" w:hAnsi="Wingdings" w:hint="default"/>
+        <w:sz w:val="20"/>
+      </w:rPr>
+    </w:lvl>
+    <w:lvl w:ilvl="7" w:tentative="1">
+      <w:start w:val="1"/>
+      <w:numFmt w:val="bullet"/>
+      <w:lvlText w:val=""/>
+      <w:lvlJc w:val="left"/>
+      <w:pPr>
+        <w:tabs>
+          <w:tab w:val="num" w:pos="5760"/>
+        </w:tabs>
+        <w:ind w:left="5760" w:hanging="360"/>
+      </w:pPr>
+      <w:rPr>
+        <w:rFonts w:ascii="Wingdings" w:hAnsi="Wingdings" w:hint="default"/>
+        <w:sz w:val="20"/>
+      </w:rPr>
+    </w:lvl>
+    <w:lvl w:ilvl="8" w:tentative="1">
+      <w:start w:val="1"/>
+      <w:numFmt w:val="bullet"/>
+      <w:lvlText w:val=""/>
+      <w:lvlJc w:val="left"/>
+      <w:pPr>
+        <w:tabs>
+          <w:tab w:val="num" w:pos="6480"/>
+        </w:tabs>
+        <w:ind w:left="6480" w:hanging="360"/>
+      </w:pPr>
+      <w:rPr>
+        <w:rFonts w:ascii="Wingdings" w:hAnsi="Wingdings" w:hint="default"/>
+        <w:sz w:val="20"/>
+      </w:rPr>
+    </w:lvl>
+  </w:abstractNum>
+  <w:abstractNum w:abstractNumId="3" w15:restartNumberingAfterBreak="0">
     <w:nsid w:val="39A076D9"/>
     <w:multiLevelType w:val="multilevel"/>
     <w:tmpl w:val="67E414A8"/>
@@ -2907,7 +3611,7 @@
       </w:rPr>
     </w:lvl>
   </w:abstractNum>
-  <w:abstractNum w:abstractNumId="2" w15:restartNumberingAfterBreak="0">
+  <w:abstractNum w:abstractNumId="4" w15:restartNumberingAfterBreak="0">
     <w:nsid w:val="46AC7C99"/>
     <w:multiLevelType w:val="multilevel"/>
     <w:tmpl w:val="AF9ED70C"/>
@@ -3056,7 +3760,7 @@
       </w:rPr>
     </w:lvl>
   </w:abstractNum>
-  <w:abstractNum w:abstractNumId="3" w15:restartNumberingAfterBreak="0">
+  <w:abstractNum w:abstractNumId="5" w15:restartNumberingAfterBreak="0">
     <w:nsid w:val="7C9E7F9E"/>
     <w:multiLevelType w:val="multilevel"/>
     <w:tmpl w:val="35F6713E"/>
@@ -3170,16 +3874,22 @@
     </w:lvl>
   </w:abstractNum>
   <w:num w:numId="1" w16cid:durableId="1866824910">
+    <w:abstractNumId w:val="5"/>
+  </w:num>
+  <w:num w:numId="2" w16cid:durableId="146438635">
+    <w:abstractNumId w:val="1"/>
+  </w:num>
+  <w:num w:numId="3" w16cid:durableId="809903459">
+    <w:abstractNumId w:val="4"/>
+  </w:num>
+  <w:num w:numId="4" w16cid:durableId="2094815014">
     <w:abstractNumId w:val="3"/>
   </w:num>
-  <w:num w:numId="2" w16cid:durableId="146438635">
-    <w:abstractNumId w:val="0"/>
-  </w:num>
-  <w:num w:numId="3" w16cid:durableId="809903459">
+  <w:num w:numId="5" w16cid:durableId="24260174">
     <w:abstractNumId w:val="2"/>
   </w:num>
-  <w:num w:numId="4" w16cid:durableId="2094815014">
-    <w:abstractNumId w:val="1"/>
+  <w:num w:numId="6" w16cid:durableId="481850578">
+    <w:abstractNumId w:val="0"/>
   </w:num>
 </w:numbering>
 </file>
